--- a/pract-8-awdf-24cs055.docx
+++ b/pract-8-awdf-24cs055.docx
@@ -524,7 +524,7 @@
           <w:tab w:val="left" w:pos="3375"/>
         </w:tabs>
         <w:ind w:right="450"/>
-        <w:jc w:val="both"/>
+        <w:jc w:val="left"/>
         <w:rPr>
           <w:rFonts w:ascii="Times New Roman" w:hAnsi="Times New Roman" w:eastAsia="Times New Roman" w:cs="Times New Roman"/>
           <w:sz w:val="24"/>
@@ -663,7 +663,7 @@
           </w:tcPr>
           <w:p>
             <w:pPr>
-              <w:jc w:val="both"/>
+              <w:jc w:val="left"/>
             </w:pPr>
             <w:r/>
             <w:r>
@@ -724,7 +724,6 @@
                 <w:b/>
                 <w:sz w:val="21"/>
               </w:rPr>
-              <w:br/>
               <w:t>1. client/src/App.jsx (Route-Based Code Splitting using React.lazy and Suspense):</w:t>
             </w:r>
           </w:p>
@@ -996,7 +995,6 @@
                 <w:b/>
                 <w:sz w:val="21"/>
               </w:rPr>
-              <w:br/>
               <w:t>2. client/src/components/DelayedFallback.jsx (Supplementary Problem 2 - Minimum-Delay Debounced Fallback):</w:t>
             </w:r>
           </w:p>
@@ -1109,7 +1107,6 @@
                 <w:b/>
                 <w:sz w:val="21"/>
               </w:rPr>
-              <w:br/>
               <w:t>3. client/src/components/TaskAnalyticsChart.jsx (Supplementary Problem 1 - Heavy Analytics Chart Lazy Component):</w:t>
             </w:r>
           </w:p>
@@ -1399,7 +1396,6 @@
                 <w:b/>
                 <w:sz w:val="21"/>
               </w:rPr>
-              <w:br/>
               <w:t>4. client/src/components/TasksPage.jsx (Nested On-Demand Component Splitting &amp; Analytics Trigger):</w:t>
             </w:r>
           </w:p>
@@ -2241,7 +2237,6 @@
                 <w:b/>
                 <w:sz w:val="21"/>
               </w:rPr>
-              <w:br/>
               <w:t>5. client/src/components/TaskList.jsx (Supplementary Problem 3 - React.memo Re-Render Optimization):</w:t>
             </w:r>
           </w:p>
@@ -2613,7 +2608,7 @@
           </w:p>
           <w:p>
             <w:pPr>
-              <w:jc w:val="both"/>
+              <w:jc w:val="left"/>
             </w:pPr>
             <w:r>
               <w:rPr>
@@ -2621,7 +2616,6 @@
                 <w:b/>
                 <w:sz w:val="22"/>
               </w:rPr>
-              <w:br/>
               <w:t>1. Route-Based Code Splitting with React.lazy() (Step 3 &amp; 4):</w:t>
               <w:br/>
             </w:r>
@@ -2631,138 +2625,6 @@
                 <w:sz w:val="22"/>
               </w:rPr>
               <w:t>Successfully separated monolithic bundle into autonomous on-demand chunks. All routes (Home, Projects, TasksPage, Contact, NotFound) are converted to dynamic imports and rendered inside a top-level Suspense container.</w:t>
-            </w:r>
-          </w:p>
-          <w:p>
-            <w:pPr>
-              <w:jc w:val="both"/>
-            </w:pPr>
-            <w:r>
-              <w:rPr>
-                <w:rFonts w:ascii="Times New Roman" w:hAnsi="Times New Roman"/>
-                <w:b/>
-                <w:sz w:val="22"/>
-              </w:rPr>
-              <w:br/>
-              <w:t>2. Separate Dynamic Chunk Generation (Step 5):</w:t>
-              <w:br/>
-            </w:r>
-            <w:r>
-              <w:rPr>
-                <w:rFonts w:ascii="Times New Roman" w:hAnsi="Times New Roman"/>
-                <w:sz w:val="22"/>
-              </w:rPr>
-              <w:t>Vite build output verified that independent chunks are generated for each route: index.js (240.72 kB), TasksPage.js (15.72 kB), Projects.js (4.72 kB), TaskAnalyticsChart.js (3.75 kB), Contact.js (2.57 kB), Home.js (1.21 kB), and NotFound.js (0.50 kB).</w:t>
-            </w:r>
-          </w:p>
-          <w:p>
-            <w:pPr>
-              <w:jc w:val="both"/>
-            </w:pPr>
-            <w:r>
-              <w:rPr>
-                <w:rFonts w:ascii="Times New Roman" w:hAnsi="Times New Roman"/>
-                <w:b/>
-                <w:sz w:val="22"/>
-              </w:rPr>
-              <w:br/>
-              <w:t>3. Supplementary Problem 1 - Heavy Third-Party Component Lazy Loading:</w:t>
-              <w:br/>
-            </w:r>
-            <w:r>
-              <w:rPr>
-                <w:rFonts w:ascii="Times New Roman" w:hAnsi="Times New Roman"/>
-                <w:sz w:val="22"/>
-              </w:rPr>
-              <w:t>Created TaskAnalyticsChart.jsx calculating completion velocity and rendering an interactive SVG donut chart. Implemented component-level lazy loading so the 3.75 kB chart chunk is only requested across the network when the user clicks the Analytics button.</w:t>
-            </w:r>
-          </w:p>
-          <w:p>
-            <w:pPr>
-              <w:jc w:val="both"/>
-            </w:pPr>
-            <w:r>
-              <w:rPr>
-                <w:rFonts w:ascii="Times New Roman" w:hAnsi="Times New Roman"/>
-                <w:b/>
-                <w:sz w:val="22"/>
-              </w:rPr>
-              <w:br/>
-              <w:t>4. Supplementary Problem 2 - Minimum-Delay Debounced Fallback (DelayedFallback.jsx):</w:t>
-              <w:br/>
-            </w:r>
-            <w:r>
-              <w:rPr>
-                <w:rFonts w:ascii="Times New Roman" w:hAnsi="Times New Roman"/>
-                <w:sz w:val="22"/>
-              </w:rPr>
-              <w:t>Implemented a 300ms debounce threshold. When navigating on fast connections (&lt;300ms load time), no fallback spinner flashes, completely eliminating layout flicker. On slower networks (&gt;300ms), a sleek shimmer skeleton renders smoothly.</w:t>
-            </w:r>
-          </w:p>
-          <w:p>
-            <w:pPr>
-              <w:jc w:val="both"/>
-            </w:pPr>
-            <w:r>
-              <w:rPr>
-                <w:rFonts w:ascii="Times New Roman" w:hAnsi="Times New Roman"/>
-                <w:b/>
-                <w:sz w:val="22"/>
-              </w:rPr>
-              <w:br/>
-              <w:t>5. Supplementary Problem 3 - Profiler Re-render Elimination with React.memo:</w:t>
-              <w:br/>
-            </w:r>
-            <w:r>
-              <w:rPr>
-                <w:rFonts w:ascii="Times New Roman" w:hAnsi="Times New Roman"/>
-                <w:sz w:val="22"/>
-              </w:rPr>
-              <w:t>Identified with React DevTools Profiler that typing in search filters or toggling theme caused unnecessary re-renders across all task items. Wrapped TaskList in React.memo, reducing render lag to 0ms when unrelated parent states change.</w:t>
-            </w:r>
-          </w:p>
-          <w:p>
-            <w:pPr>
-              <w:jc w:val="both"/>
-            </w:pPr>
-            <w:r>
-              <w:rPr>
-                <w:rFonts w:ascii="Times New Roman" w:hAnsi="Times New Roman"/>
-                <w:b/>
-                <w:sz w:val="22"/>
-              </w:rPr>
-              <w:br/>
-              <w:t>6. Before vs. After Performance &amp; Bundle Comparison Metrics:</w:t>
-              <w:br/>
-            </w:r>
-            <w:r>
-              <w:rPr>
-                <w:rFonts w:ascii="Times New Roman" w:hAnsi="Times New Roman"/>
-                <w:sz w:val="22"/>
-              </w:rPr>
-              <w:t>Baseline single bundle: 264.43 kB loaded upfront. Optimized initial bundle: 240.72 kB (saving 23.71 kB on first paint). Load time under Fast 3G throttling improved from 1.45s to 0.95s (34.5% improvement in First Contentful Paint).</w:t>
-            </w:r>
-          </w:p>
-          <w:p>
-            <w:pPr>
-              <w:jc w:val="both"/>
-            </w:pPr>
-            <w:r>
-              <w:rPr>
-                <w:rFonts w:ascii="Times New Roman" w:hAnsi="Times New Roman"/>
-                <w:b/>
-                <w:sz w:val="22"/>
-              </w:rPr>
-              <w:br/>
-              <w:t>7. Network Throttling Verification (Slow 3G):</w:t>
-              <w:br/>
-            </w:r>
-            <w:r>
-              <w:rPr>
-                <w:rFonts w:ascii="Times New Roman" w:hAnsi="Times New Roman"/>
-                <w:sz w:val="22"/>
-              </w:rPr>
-              <w:t>Simulated Slow 3G in Chrome DevTools to confirm the DelayedFallback skeleton renders seamlessly with animated pulse and debounced feedback before the chunk resolves.</w:t>
             </w:r>
           </w:p>
           <w:p>
@@ -2775,7 +2637,132 @@
                 <w:b/>
                 <w:sz w:val="22"/>
               </w:rPr>
-              <w:br/>
+              <w:t>2. Separate Dynamic Chunk Generation (Step 5):</w:t>
+              <w:br/>
+            </w:r>
+            <w:r>
+              <w:rPr>
+                <w:rFonts w:ascii="Times New Roman" w:hAnsi="Times New Roman"/>
+                <w:sz w:val="22"/>
+              </w:rPr>
+              <w:t>Vite build output verified that independent chunks are generated for each route: index.js (240.72 kB), TasksPage.js (15.72 kB), Projects.js (4.72 kB), TaskAnalyticsChart.js (3.75 kB), Contact.js (2.57 kB), Home.js (1.21 kB), and NotFound.js (0.50 kB).</w:t>
+            </w:r>
+          </w:p>
+          <w:p>
+            <w:pPr>
+              <w:jc w:val="left"/>
+            </w:pPr>
+            <w:r>
+              <w:rPr>
+                <w:rFonts w:ascii="Times New Roman" w:hAnsi="Times New Roman"/>
+                <w:b/>
+                <w:sz w:val="22"/>
+              </w:rPr>
+              <w:t>3. Supplementary Problem 1 - Heavy Third-Party Component Lazy Loading:</w:t>
+              <w:br/>
+            </w:r>
+            <w:r>
+              <w:rPr>
+                <w:rFonts w:ascii="Times New Roman" w:hAnsi="Times New Roman"/>
+                <w:sz w:val="22"/>
+              </w:rPr>
+              <w:t>Created TaskAnalyticsChart.jsx calculating completion velocity and rendering an interactive SVG donut chart. Implemented component-level lazy loading so the 3.75 kB chart chunk is only requested across the network when the user clicks the Analytics button.</w:t>
+            </w:r>
+          </w:p>
+          <w:p>
+            <w:pPr>
+              <w:jc w:val="left"/>
+            </w:pPr>
+            <w:r>
+              <w:rPr>
+                <w:rFonts w:ascii="Times New Roman" w:hAnsi="Times New Roman"/>
+                <w:b/>
+                <w:sz w:val="22"/>
+              </w:rPr>
+              <w:t>4. Supplementary Problem 2 - Minimum-Delay Debounced Fallback (DelayedFallback.jsx):</w:t>
+              <w:br/>
+            </w:r>
+            <w:r>
+              <w:rPr>
+                <w:rFonts w:ascii="Times New Roman" w:hAnsi="Times New Roman"/>
+                <w:sz w:val="22"/>
+              </w:rPr>
+              <w:t>Implemented a 300ms debounce threshold. When navigating on fast connections (&lt;300ms load time), no fallback spinner flashes, completely eliminating layout flicker. On slower networks (&gt;300ms), a sleek shimmer skeleton renders smoothly.</w:t>
+            </w:r>
+          </w:p>
+          <w:p>
+            <w:pPr>
+              <w:jc w:val="left"/>
+            </w:pPr>
+            <w:r>
+              <w:rPr>
+                <w:rFonts w:ascii="Times New Roman" w:hAnsi="Times New Roman"/>
+                <w:b/>
+                <w:sz w:val="22"/>
+              </w:rPr>
+              <w:t>5. Supplementary Problem 3 - Profiler Re-render Elimination with React.memo:</w:t>
+              <w:br/>
+            </w:r>
+            <w:r>
+              <w:rPr>
+                <w:rFonts w:ascii="Times New Roman" w:hAnsi="Times New Roman"/>
+                <w:sz w:val="22"/>
+              </w:rPr>
+              <w:t>Identified with React DevTools Profiler that typing in search filters or toggling theme caused unnecessary re-renders across all task items. Wrapped TaskList in React.memo, reducing render lag to 0ms when unrelated parent states change.</w:t>
+            </w:r>
+          </w:p>
+          <w:p>
+            <w:pPr>
+              <w:jc w:val="left"/>
+            </w:pPr>
+            <w:r>
+              <w:rPr>
+                <w:rFonts w:ascii="Times New Roman" w:hAnsi="Times New Roman"/>
+                <w:b/>
+                <w:sz w:val="22"/>
+              </w:rPr>
+              <w:t>6. Before vs. After Performance &amp; Bundle Comparison Metrics:</w:t>
+              <w:br/>
+            </w:r>
+            <w:r>
+              <w:rPr>
+                <w:rFonts w:ascii="Times New Roman" w:hAnsi="Times New Roman"/>
+                <w:sz w:val="22"/>
+              </w:rPr>
+              <w:t>Baseline single bundle: 264.43 kB loaded upfront. Optimized initial bundle: 240.72 kB (saving 23.71 kB on first paint). Load time under Fast 3G throttling improved from 1.45s to 0.95s (34.5% improvement in First Contentful Paint).</w:t>
+            </w:r>
+          </w:p>
+          <w:p>
+            <w:pPr>
+              <w:jc w:val="left"/>
+            </w:pPr>
+            <w:r>
+              <w:rPr>
+                <w:rFonts w:ascii="Times New Roman" w:hAnsi="Times New Roman"/>
+                <w:b/>
+                <w:sz w:val="22"/>
+              </w:rPr>
+              <w:t>7. Network Throttling Verification (Slow 3G):</w:t>
+              <w:br/>
+            </w:r>
+            <w:r>
+              <w:rPr>
+                <w:rFonts w:ascii="Times New Roman" w:hAnsi="Times New Roman"/>
+                <w:sz w:val="22"/>
+              </w:rPr>
+              <w:t>Simulated Slow 3G in Chrome DevTools to confirm the DelayedFallback skeleton renders seamlessly with animated pulse and debounced feedback before the chunk resolves.</w:t>
+            </w:r>
+          </w:p>
+          <w:p>
+            <w:pPr>
+              <w:jc w:val="left"/>
+            </w:pPr>
+            <w:r>
+              <w:rPr>
+                <w:rFonts w:ascii="Times New Roman" w:hAnsi="Times New Roman"/>
+                <w:b/>
+                <w:sz w:val="22"/>
+              </w:rPr>
               <w:t>Vite Code Splitting Build Tooling Output Log:</w:t>
               <w:br/>
             </w:r>
@@ -2861,7 +2848,7 @@
           <w:tab w:val="left" w:pos="3375"/>
         </w:tabs>
         <w:ind w:right="450"/>
-        <w:jc w:val="both"/>
+        <w:jc w:val="left"/>
         <w:rPr>
           <w:rFonts w:ascii="Times New Roman" w:hAnsi="Times New Roman" w:eastAsia="Times New Roman" w:cs="Times New Roman"/>
           <w:sz w:val="24"/>
@@ -2915,7 +2902,7 @@
           <w:tab w:val="left" w:pos="3375"/>
         </w:tabs>
         <w:ind w:right="450"/>
-        <w:jc w:val="both"/>
+        <w:jc w:val="left"/>
         <w:rPr>
           <w:rFonts w:ascii="Times New Roman" w:hAnsi="Times New Roman" w:eastAsia="Times New Roman" w:cs="Times New Roman"/>
           <w:sz w:val="24"/>
